--- a/docs/ტექნიკური-დოკუმენტაცია.docx
+++ b/docs/ტექნიკური-დოკუმენტაცია.docx
@@ -414,6 +414,8 @@
         <w:br/>
         <w:t>├── calculators.html    ონლაინ კალკულატორები</w:t>
         <w:br/>
+        <w:t>├── diary.html          ჯანმრთელობის დღიური (გრაფიკი)</w:t>
+        <w:br/>
         <w:t>├── README.md</w:t>
         <w:br/>
         <w:t>├── css/</w:t>
@@ -661,6 +663,50 @@
           <w:p>
             <w:r>
               <w:t>კალკულატორების წმინდა ფორმულები და მათი ინტერფეისი</w:t>
+            </w:r>
+          </w:p>
+        </w:tc>
+      </w:tr>
+      <w:tr>
+        <w:tc>
+          <w:tcPr>
+            <w:tcW w:type="dxa" w:w="4320"/>
+          </w:tcPr>
+          <w:p>
+            <w:r>
+              <w:t>diary.js</w:t>
+            </w:r>
+          </w:p>
+        </w:tc>
+        <w:tc>
+          <w:tcPr>
+            <w:tcW w:type="dxa" w:w="4320"/>
+          </w:tcPr>
+          <w:p>
+            <w:r>
+              <w:t>ჯანმრთელობის დღიური: ფორმა, ვალიდაცია, canvas გრაფიკი, CSV</w:t>
+            </w:r>
+          </w:p>
+        </w:tc>
+      </w:tr>
+      <w:tr>
+        <w:tc>
+          <w:tcPr>
+            <w:tcW w:type="dxa" w:w="4320"/>
+          </w:tcPr>
+          <w:p>
+            <w:r>
+              <w:t>i18n.js / i18n-en.js</w:t>
+            </w:r>
+          </w:p>
+        </w:tc>
+        <w:tc>
+          <w:tcPr>
+            <w:tcW w:type="dxa" w:w="4320"/>
+          </w:tcPr>
+          <w:p>
+            <w:r>
+              <w:t>ენის გადართვა (ქართ/ინგლ): თარგმნის ძრავა და ინგლისური ლექსიკონი</w:t>
             </w:r>
           </w:p>
         </w:tc>
